--- a/public/files/info-disclosure-request/info-disclosure-request.docx
+++ b/public/files/info-disclosure-request/info-disclosure-request.docx
@@ -720,7 +720,7 @@
               <w:rPr>
                 <w:rFonts w:ascii="Malgun Gothic" w:hAnsi="Malgun Gothic" w:eastAsia="Malgun Gothic" w:cs="Malgun Gothic"/>
                 <w:b w:val="0"/>
-                <w:sz w:val="20"/>
+                <w:sz w:val="19"/>
               </w:rPr>
             </w:r>
           </w:p>
